--- a/docs/Piloto-M2-Corredor-KPIs-Riesgos.docx
+++ b/docs/Piloto-M2-Corredor-KPIs-Riesgos.docx
@@ -74,7 +74,7 @@
       </w:r>
       <w:r>
         <w:rPr/>
-        <w:t xml:space="preserve"> 1.0 · mayo 2026 · Complementa memoria v3.4 y journey v2.3</w:t>
+        <w:t xml:space="preserve"> 1.1 · 10 jun 2026 · Complementa memoria v4.2 y journey v3.0</w:t>
       </w:r>
     </w:p>
     <w:p>
@@ -85,7 +85,7 @@
         <w:rPr>
           <w:b/>
         </w:rPr>
-        <w:t xml:space="preserve">Principio del piloto:</w:t>
+        <w:t xml:space="preserve">Dos niveles de piloto:</w:t>
       </w:r>
     </w:p>
     <w:p>
@@ -94,7 +94,7 @@
       </w:pPr>
       <w:r>
         <w:rPr/>
-        <w:t xml:space="preserve"> validar </w:t>
+        <w:t xml:space="preserve"> (A) </w:t>
       </w:r>
     </w:p>
     <w:p>
@@ -105,7 +105,7 @@
         <w:rPr>
           <w:b/>
         </w:rPr>
-        <w:t xml:space="preserve">liquidez</w:t>
+        <w:t xml:space="preserve">M2 operacional</w:t>
       </w:r>
     </w:p>
     <w:p>
@@ -114,7 +114,27 @@
       </w:pPr>
       <w:r>
         <w:rPr/>
-        <w:t xml:space="preserve"> (cargas y camiones activos al mismo tiempo) en </w:t>
+        <w:t xml:space="preserve"> — 20 viajes </w:t>
+      </w:r>
+    </w:p>
+    <w:p>
+      <w:pPr>
+        <w:spacing w:lineRule="auto"/>
+      </w:pPr>
+      <w:r>
+        <w:rPr>
+          <w:highlight w:val="lightGray"/>
+        </w:rPr>
+        <w:t xml:space="preserve">completed</w:t>
+      </w:r>
+    </w:p>
+    <w:p>
+      <w:pPr>
+        <w:spacing w:lineRule="auto"/>
+      </w:pPr>
+      <w:r>
+        <w:rPr/>
+        <w:t xml:space="preserve"> en un corredor para validar liquidez y KPIs; (B) </w:t>
       </w:r>
     </w:p>
     <w:p>
@@ -125,7 +145,7 @@
         <w:rPr>
           <w:b/>
         </w:rPr>
-        <w:t xml:space="preserve">un solo corredor</w:t>
+        <w:t xml:space="preserve">Piloto comercial</w:t>
       </w:r>
     </w:p>
     <w:p>
@@ -134,7 +154,29 @@
       </w:pPr>
       <w:r>
         <w:rPr/>
-        <w:t xml:space="preserve">, no ampliar features hasta tener 20 viajes completados en la app.   </w:t>
+        <w:t xml:space="preserve"> — 25 empresas + 50 transportistas con onboarding curado (ver </w:t>
+      </w:r>
+    </w:p>
+    <w:p>
+      <w:pPr>
+        <w:spacing w:lineRule="auto"/>
+      </w:pPr>
+      <w:hyperlink r:id="rId9">
+        <w:r>
+          <w:rPr>
+            <w:rStyle w:val="Hyperlink"/>
+          </w:rPr>
+          <w:t xml:space="preserve">PLAN-COMERCIAL-PILOTO.md</w:t>
+        </w:r>
+      </w:hyperlink>
+    </w:p>
+    <w:p>
+      <w:pPr>
+        <w:spacing w:lineRule="auto"/>
+      </w:pPr>
+      <w:r>
+        <w:rPr/>
+        <w:t xml:space="preserve">). No ampliar features hasta densidad en corredor.   </w:t>
       </w:r>
     </w:p>
     <w:p>
@@ -2370,7 +2412,7 @@
             <w:pPr>
               <w:spacing w:lineRule="auto"/>
             </w:pPr>
-            <w:hyperlink r:id="rId9">
+            <w:hyperlink r:id="rId10">
               <w:r>
                 <w:rPr>
                   <w:rStyle w:val="Hyperlink"/>
@@ -3020,7 +3062,303 @@
       </w:pPr>
       <w:r>
         <w:rPr/>
-        <w:t xml:space="preserve">5. Roadmap inmediato (post-documentación)</w:t>
+        <w:t xml:space="preserve">5. Piloto comercial (25 empresas + 50 transportistas)</w:t>
+      </w:r>
+    </w:p>
+    <w:tbl>
+      <w:tblPr>
+        <w:tblBorders>
+          <w:top w:val="single" w:sz="2" w:space="0" w:color="000000"/>
+          <w:bottom w:val="single" w:sz="2" w:space="0" w:color="000000"/>
+          <w:left w:val="single" w:sz="2" w:space="0" w:color="000000"/>
+          <w:right w:val="single" w:sz="2" w:space="0" w:color="000000"/>
+        </w:tblBorders>
+        <w:tblCellSpacing w:w="0" w:type="dxa"/>
+        <w:tblCellMar>
+          <w:top w:type="dxa" w:w="80"/>
+          <w:bottom w:type="dxa" w:w="80"/>
+          <w:left w:type="dxa" w:w="160"/>
+          <w:right w:type="dxa" w:w="160"/>
+        </w:tblCellMar>
+        <w:jc w:val="center"/>
+      </w:tblPr>
+      <w:tblGrid>
+        <w:gridCol w:w="4320"/>
+        <w:gridCol w:w="4320"/>
+      </w:tblGrid>
+      <w:tr>
+        <w:trPr/>
+        <w:tc>
+          <w:tcPr>
+            <w:tcBorders>
+              <w:top w:val="single" w:sz="1" w:space="0" w:color="000000"/>
+              <w:bottom w:val="single" w:sz="1" w:space="0" w:color="000000"/>
+              <w:left w:val="single" w:sz="1" w:space="0" w:color="000000"/>
+              <w:right w:val="single" w:sz="1" w:space="0" w:color="000000"/>
+            </w:tcBorders>
+          </w:tcPr>
+          <w:p>
+            <w:pPr>
+              <w:spacing w:lineRule="auto"/>
+            </w:pPr>
+            <w:r>
+              <w:rPr/>
+              <w:t xml:space="preserve">Parámetro</w:t>
+            </w:r>
+          </w:p>
+        </w:tc>
+        <w:tc>
+          <w:tcPr>
+            <w:tcBorders>
+              <w:top w:val="single" w:sz="1" w:space="0" w:color="000000"/>
+              <w:bottom w:val="single" w:sz="1" w:space="0" w:color="000000"/>
+              <w:left w:val="single" w:sz="1" w:space="0" w:color="000000"/>
+              <w:right w:val="single" w:sz="1" w:space="0" w:color="000000"/>
+            </w:tcBorders>
+          </w:tcPr>
+          <w:p>
+            <w:pPr>
+              <w:spacing w:lineRule="auto"/>
+            </w:pPr>
+            <w:r>
+              <w:rPr/>
+              <w:t xml:space="preserve">Definición</w:t>
+            </w:r>
+          </w:p>
+        </w:tc>
+      </w:tr>
+      <w:tr>
+        <w:trPr/>
+        <w:tc>
+          <w:tcPr>
+            <w:tcBorders>
+              <w:top w:val="single" w:sz="1" w:space="0" w:color="000000"/>
+              <w:bottom w:val="single" w:sz="1" w:space="0" w:color="000000"/>
+              <w:left w:val="single" w:sz="1" w:space="0" w:color="000000"/>
+              <w:right w:val="single" w:sz="1" w:space="0" w:color="000000"/>
+            </w:tcBorders>
+          </w:tcPr>
+          <w:p>
+            <w:pPr>
+              <w:spacing w:lineRule="auto"/>
+            </w:pPr>
+            <w:r>
+              <w:rPr>
+                <w:b/>
+              </w:rPr>
+              <w:t xml:space="preserve">Alcance</w:t>
+            </w:r>
+          </w:p>
+        </w:tc>
+        <w:tc>
+          <w:tcPr>
+            <w:tcBorders>
+              <w:top w:val="single" w:sz="1" w:space="0" w:color="000000"/>
+              <w:bottom w:val="single" w:sz="1" w:space="0" w:color="000000"/>
+              <w:left w:val="single" w:sz="1" w:space="0" w:color="000000"/>
+              <w:right w:val="single" w:sz="1" w:space="0" w:color="000000"/>
+            </w:tcBorders>
+          </w:tcPr>
+          <w:p>
+            <w:pPr>
+              <w:spacing w:lineRule="auto"/>
+            </w:pPr>
+            <w:r>
+              <w:rPr/>
+              <w:t xml:space="preserve">25 embarcadores PYME + 50 transportistas verificados (KYC manual)</w:t>
+            </w:r>
+          </w:p>
+        </w:tc>
+      </w:tr>
+      <w:tr>
+        <w:trPr/>
+        <w:tc>
+          <w:tcPr>
+            <w:tcBorders>
+              <w:top w:val="single" w:sz="1" w:space="0" w:color="000000"/>
+              <w:bottom w:val="single" w:sz="1" w:space="0" w:color="000000"/>
+              <w:left w:val="single" w:sz="1" w:space="0" w:color="000000"/>
+              <w:right w:val="single" w:sz="1" w:space="0" w:color="000000"/>
+            </w:tcBorders>
+          </w:tcPr>
+          <w:p>
+            <w:pPr>
+              <w:spacing w:lineRule="auto"/>
+            </w:pPr>
+            <w:r>
+              <w:rPr>
+                <w:b/>
+              </w:rPr>
+              <w:t xml:space="preserve">Stack</w:t>
+            </w:r>
+          </w:p>
+        </w:tc>
+        <w:tc>
+          <w:tcPr>
+            <w:tcBorders>
+              <w:top w:val="single" w:sz="1" w:space="0" w:color="000000"/>
+              <w:bottom w:val="single" w:sz="1" w:space="0" w:color="000000"/>
+              <w:left w:val="single" w:sz="1" w:space="0" w:color="000000"/>
+              <w:right w:val="single" w:sz="1" w:space="0" w:color="000000"/>
+            </w:tcBorders>
+          </w:tcPr>
+          <w:p>
+            <w:pPr>
+              <w:spacing w:lineRule="auto"/>
+            </w:pPr>
+            <w:r>
+              <w:rPr/>
+              <w:t xml:space="preserve">Capacitor híbrido + APK bundle firmado; misma UI web prod</w:t>
+            </w:r>
+          </w:p>
+        </w:tc>
+      </w:tr>
+      <w:tr>
+        <w:trPr/>
+        <w:tc>
+          <w:tcPr>
+            <w:tcBorders>
+              <w:top w:val="single" w:sz="1" w:space="0" w:color="000000"/>
+              <w:bottom w:val="single" w:sz="1" w:space="0" w:color="000000"/>
+              <w:left w:val="single" w:sz="1" w:space="0" w:color="000000"/>
+              <w:right w:val="single" w:sz="1" w:space="0" w:color="000000"/>
+            </w:tcBorders>
+          </w:tcPr>
+          <w:p>
+            <w:pPr>
+              <w:spacing w:lineRule="auto"/>
+            </w:pPr>
+            <w:r>
+              <w:rPr>
+                <w:b/>
+              </w:rPr>
+              <w:t xml:space="preserve">Corredor</w:t>
+            </w:r>
+          </w:p>
+        </w:tc>
+        <w:tc>
+          <w:tcPr>
+            <w:tcBorders>
+              <w:top w:val="single" w:sz="1" w:space="0" w:color="000000"/>
+              <w:bottom w:val="single" w:sz="1" w:space="0" w:color="000000"/>
+              <w:left w:val="single" w:sz="1" w:space="0" w:color="000000"/>
+              <w:right w:val="single" w:sz="1" w:space="0" w:color="000000"/>
+            </w:tcBorders>
+          </w:tcPr>
+          <w:p>
+            <w:pPr>
+              <w:spacing w:lineRule="auto"/>
+            </w:pPr>
+            <w:r>
+              <w:rPr/>
+              <w:t xml:space="preserve">Mismo que M2: RM ↔ Valparaíso / San Antonio</w:t>
+            </w:r>
+          </w:p>
+        </w:tc>
+      </w:tr>
+      <w:tr>
+        <w:trPr/>
+        <w:tc>
+          <w:tcPr>
+            <w:tcBorders>
+              <w:top w:val="single" w:sz="1" w:space="0" w:color="000000"/>
+              <w:bottom w:val="single" w:sz="1" w:space="0" w:color="000000"/>
+              <w:left w:val="single" w:sz="1" w:space="0" w:color="000000"/>
+              <w:right w:val="single" w:sz="1" w:space="0" w:color="000000"/>
+            </w:tcBorders>
+          </w:tcPr>
+          <w:p>
+            <w:pPr>
+              <w:spacing w:lineRule="auto"/>
+            </w:pPr>
+            <w:r>
+              <w:rPr>
+                <w:b/>
+              </w:rPr>
+              <w:t xml:space="preserve">Infra estimada</w:t>
+            </w:r>
+          </w:p>
+        </w:tc>
+        <w:tc>
+          <w:tcPr>
+            <w:tcBorders>
+              <w:top w:val="single" w:sz="1" w:space="0" w:color="000000"/>
+              <w:bottom w:val="single" w:sz="1" w:space="0" w:color="000000"/>
+              <w:left w:val="single" w:sz="1" w:space="0" w:color="000000"/>
+              <w:right w:val="single" w:sz="1" w:space="0" w:color="000000"/>
+            </w:tcBorders>
+          </w:tcPr>
+          <w:p>
+            <w:pPr>
+              <w:spacing w:lineRule="auto"/>
+            </w:pPr>
+            <w:r>
+              <w:rPr/>
+              <w:t xml:space="preserve">~USD 320/mes (Railway + Supabase + Maps básico)</w:t>
+            </w:r>
+          </w:p>
+        </w:tc>
+      </w:tr>
+      <w:tr>
+        <w:trPr/>
+        <w:tc>
+          <w:tcPr>
+            <w:tcBorders>
+              <w:top w:val="single" w:sz="1" w:space="0" w:color="000000"/>
+              <w:bottom w:val="single" w:sz="1" w:space="0" w:color="000000"/>
+              <w:left w:val="single" w:sz="1" w:space="0" w:color="000000"/>
+              <w:right w:val="single" w:sz="1" w:space="0" w:color="000000"/>
+            </w:tcBorders>
+          </w:tcPr>
+          <w:p>
+            <w:pPr>
+              <w:spacing w:lineRule="auto"/>
+            </w:pPr>
+            <w:r>
+              <w:rPr>
+                <w:b/>
+              </w:rPr>
+              <w:t xml:space="preserve">Éxito</w:t>
+            </w:r>
+          </w:p>
+        </w:tc>
+        <w:tc>
+          <w:tcPr>
+            <w:tcBorders>
+              <w:top w:val="single" w:sz="1" w:space="0" w:color="000000"/>
+              <w:bottom w:val="single" w:sz="1" w:space="0" w:color="000000"/>
+              <w:left w:val="single" w:sz="1" w:space="0" w:color="000000"/>
+              <w:right w:val="single" w:sz="1" w:space="0" w:color="000000"/>
+            </w:tcBorders>
+          </w:tcPr>
+          <w:p>
+            <w:pPr>
+              <w:spacing w:lineRule="auto"/>
+            </w:pPr>
+            <w:r>
+              <w:rPr/>
+              <w:t xml:space="preserve">≥ 20 viajes M2 + NPS ≥ 7 + match rate ≥ 60%</w:t>
+            </w:r>
+          </w:p>
+        </w:tc>
+      </w:tr>
+    </w:tbl>
+    <w:p>
+      <w:pPr>
+        <w:spacing w:lineRule="auto"/>
+      </w:pPr>
+      <w:r>
+        <w:rPr/>
+      </w:r>
+    </w:p>
+    <w:p>
+      <w:pPr>
+        <w:pStyle w:val="Heading2"/>
+        <w:spacing w:lineRule="auto"/>
+      </w:pPr>
+      <w:r>
+        <w:rPr/>
+        <w:t xml:space="preserve">6. Roadmap inmediato (post-documentación)</w:t>
       </w:r>
     </w:p>
     <w:p>
@@ -3081,7 +3419,7 @@
       </w:pPr>
       <w:r>
         <w:rPr/>
-        <w:t xml:space="preserve">Fin — anexo piloto M2 · derivado de revisión documentación operacional.</w:t>
+        <w:t xml:space="preserve">Fin — anexo piloto M2 v1.1 (10 jun 2026) · plan comercial en PLAN-COMERCIAL-PILOTO.md</w:t>
       </w:r>
     </w:p>
   </w:body>
